--- a/course_development/domains/active_inference_inventions/03_prototyping_and_testing/01_systems/output/lecture-content/01_systems-module.docx
+++ b/course_development/domains/active_inference_inventions/03_prototyping_and_testing/01_systems/output/lecture-content/01_systems-module.docx
@@ -144,7 +144,7 @@
     </w:p>
     <w:p>
       <w:r>
-        <w:t>The development of Gore-Tex provides an instructive example. Bob Gore discovered that rapidly stretching PTFE created a microporous membrane. But the initial "prototype" — the stretched PTFE film — had a minimal Markov blanket: it interacted with water and air, and its outputs were water transmission rate and air permeability. Only when Gore expanded the prototype's blanket to include real-world conditions (rain, wind, body heat, perspiration, mechanical stress from movement) did the full performance profile of the material become testable. Each expansion of the blanket brought new environmental variables into the prototype's sensory surface and generated new prediction errors that guided further development.</w:t>
+        <w:t>The development of Gore-Tex provides an instructive example. Bob Gore discovered that rapidly stretching PTFE created a microporous membrane. But the initial "prototype" — the stretched PTFE film — had a minimal Markov blanket: it interacted with water and air, and its outputs were water transmission rate and air permeability. Only when Gore expanded the prototype's blanket to include real-world conditions (rain, wind, body heat, perspiration, mechanical stress from movement) did the full performance profile of the material become testable. Each expansion of the blanket brought new environmental variables into the prototype's sensory surface and generated new prediction errors that guided further development. The lesson from Gore-Tex is that the prototype-environment interface is not fixed — it should expand deliberately as earlier, simpler tests are passed. An inventor who tests only under ideal conditions has a prototype whose sensory surface excludes exactly the variables most likely to cause real-world failures.</w:t>
       </w:r>
     </w:p>
     <w:p>
@@ -195,6 +195,11 @@
     <w:p>
       <w:r>
         <w:t>Each test rig defined a different Markov blanket around the rover prototype, allowing engineers to isolate specific environmental interactions. This modular approach to prototype-environment interfaces is a textbook application of the principle that prototype design and test design are two aspects of the same inference problem.</w:t>
+      </w:r>
+    </w:p>
+    <w:p>
+      <w:r>
+        <w:t>The Mars Yard approach also illustrates the concept of environmental fidelity — the degree to which the testing environment matches the operating environment. Perfect environmental fidelity is often impossible or prohibitively expensive. The inventor's task is to identify which environmental variables are most critical (highest expected free energy reduction) and prioritize environmental fidelity for those variables. For the Mars rovers, terrain interaction was the highest priority (driving over rocks is mechanically complex), so the Mars Yard received the most investment. Gravity simulation was second priority (0.38g affects mobility but is partially predictable through analysis). Atmospheric simulation was lower priority for mobility testing (thin atmosphere has minimal direct effect on driving). This prioritization of environmental fidelity mirrors the prioritization of prototype fidelity — allocate resolution where uncertainty and consequence are highest.</w:t>
       </w:r>
     </w:p>
     <w:p>
